--- a/templates/tesis_word.docx
+++ b/templates/tesis_word.docx
@@ -431,54 +431,28 @@
         <w:rPr>
           <w:rFonts w:ascii="Times New Roman" w:hAnsi="Times New Roman" w:cs="Times New Roman"/>
         </w:rPr>
-        <w:t>A horas {{hora}} del {{fechaTexto}}, en la Carrera de Turismo, en presencia del Tribunal de Grado y luego de escuchar el informe de suficiencia del docente tutor, {{postulantesTexto}} {{verboDefensa}} a la sustentación de la defensa de la tesis titulada:</w:t>
-      </w:r>
-      <w:sdt>
-        <w:sdtPr>
-          <w:rPr>
-            <w:rFonts w:ascii="Times New Roman" w:hAnsi="Times New Roman" w:cs="Times New Roman"/>
-          </w:rPr>
-          <w:alias w:val="FECHA DE DEFENSA"/>
-          <w:tag w:val="FECHA DE DEFENSA"/>
-          <w:id w:val="-1457317937"/>
-          <w:placeholder>
-            <w:docPart w:val="845EB68AABB24F24B4E474065761D405"/>
-          </w:placeholder>
-          <w15:color w:val="FF0000"/>
-          <w:date>
-            <w:dateFormat w:val="dddd, d' de 'MMMM' de 'yyyy"/>
-            <w:lid w:val="es-ES"/>
-            <w:storeMappedDataAs w:val="dateTime"/>
-            <w:calendar w:val="gregorian"/>
-          </w:date>
-        </w:sdtPr>
-        <w:sdtEndPr/>
-        <w:sdtContent>
-          <w:r>
-            <w:rPr>
-              <w:rFonts w:ascii="Times New Roman" w:hAnsi="Times New Roman" w:cs="Times New Roman"/>
-              <w:lang w:val="es-ES"/>
-            </w:rPr>
-            <w:t>{{</w:t>
-          </w:r>
-          <w:proofErr w:type="spellStart"/>
-          <w:r>
-            <w:rPr>
-              <w:rFonts w:ascii="Times New Roman" w:hAnsi="Times New Roman" w:cs="Times New Roman"/>
-              <w:lang w:val="es-ES"/>
-            </w:rPr>
-            <w:t>fechaTexto</w:t>
-          </w:r>
-          <w:proofErr w:type="spellEnd"/>
-          <w:r>
-            <w:rPr>
-              <w:rFonts w:ascii="Times New Roman" w:hAnsi="Times New Roman" w:cs="Times New Roman"/>
-              <w:lang w:val="es-ES"/>
-            </w:rPr>
-            <w:t>}}</w:t>
-          </w:r>
-        </w:sdtContent>
-      </w:sdt>
+        <w:t>A horas {{hora}} del {{</w:t>
+      </w:r>
+      <w:proofErr w:type="spellStart"/>
+      <w:r>
+        <w:rPr>
+          <w:rFonts w:ascii="Times New Roman" w:hAnsi="Times New Roman" w:cs="Times New Roman"/>
+        </w:rPr>
+        <w:t>fechaTexto</w:t>
+      </w:r>
+      <w:proofErr w:type="spellEnd"/>
+      <w:r>
+        <w:rPr>
+          <w:rFonts w:ascii="Times New Roman" w:hAnsi="Times New Roman" w:cs="Times New Roman"/>
+        </w:rPr>
+        <w:t xml:space="preserve">}}, </w:t>
+      </w:r>
+      <w:r>
+        <w:rPr>
+          <w:rFonts w:ascii="Times New Roman" w:hAnsi="Times New Roman" w:cs="Times New Roman"/>
+        </w:rPr>
+        <w:t xml:space="preserve">en </w:t>
+      </w:r>
       <w:sdt>
         <w:sdtPr>
           <w:rPr>
@@ -486,9 +460,9 @@
           </w:rPr>
           <w:alias w:val="EL/LA"/>
           <w:tag w:val="EL/LA"/>
-          <w:id w:val="-1769993507"/>
+          <w:id w:val="-1706015462"/>
           <w:placeholder>
-            <w:docPart w:val="98178542E4DC41F495BECB2009C5E8EC"/>
+            <w:docPart w:val="D02D4D79ED4E4D0EAE220BD44D16B49A"/>
           </w:placeholder>
           <w15:color w:val="FF0000"/>
           <w:dropDownList>
@@ -497,7 +471,6 @@
             <w:listItem w:displayText="la" w:value="la"/>
           </w:dropDownList>
         </w:sdtPr>
-        <w:sdtEndPr/>
         <w:sdtContent>
           <w:r>
             <w:rPr>
@@ -507,6 +480,12 @@
           </w:r>
         </w:sdtContent>
       </w:sdt>
+      <w:r>
+        <w:rPr>
+          <w:rFonts w:ascii="Times New Roman" w:hAnsi="Times New Roman" w:cs="Times New Roman"/>
+        </w:rPr>
+        <w:t xml:space="preserve"> </w:t>
+      </w:r>
       <w:sdt>
         <w:sdtPr>
           <w:rPr>
@@ -514,9 +493,9 @@
           </w:rPr>
           <w:alias w:val="AULA"/>
           <w:tag w:val="AULA"/>
-          <w:id w:val="-1565245225"/>
+          <w:id w:val="1303202765"/>
           <w:placeholder>
-            <w:docPart w:val="DefaultPlaceholder_-1854013439"/>
+            <w:docPart w:val="2CB6B4D7A0404B3B90D1801F640712F4"/>
           </w:placeholder>
           <w15:color w:val="FF0000"/>
           <w:dropDownList>
@@ -525,7 +504,6 @@
             <w:listItem w:displayText="Sala de Defensas" w:value="Sala de Defensas"/>
           </w:dropDownList>
         </w:sdtPr>
-        <w:sdtEndPr/>
         <w:sdtContent>
           <w:r>
             <w:rPr>
@@ -535,92 +513,102 @@
           </w:r>
         </w:sdtContent>
       </w:sdt>
-      <w:sdt>
-        <w:sdtPr>
-          <w:rPr>
-            <w:rFonts w:ascii="Times New Roman" w:hAnsi="Times New Roman" w:cs="Times New Roman"/>
-          </w:rPr>
-          <w:alias w:val="EL/LA"/>
-          <w:tag w:val="EL/LA"/>
-          <w:id w:val="-341932791"/>
-          <w:placeholder>
-            <w:docPart w:val="DefaultPlaceholder_-1854013439"/>
-          </w:placeholder>
-          <w15:color w:val="FF0000"/>
-          <w:dropDownList>
-            <w:listItem w:value="Elija un elemento."/>
-            <w:listItem w:displayText="el" w:value="el"/>
-            <w:listItem w:displayText="la" w:value="la"/>
-            <w:listItem w:displayText="los" w:value="los"/>
-            <w:listItem w:displayText="las" w:value="las"/>
-          </w:dropDownList>
-        </w:sdtPr>
-        <w:sdtEndPr/>
-        <w:sdtContent>
-          <w:r>
-            <w:rPr>
-              <w:rFonts w:ascii="Times New Roman" w:hAnsi="Times New Roman" w:cs="Times New Roman"/>
-            </w:rPr>
-            <w:t>la</w:t>
-          </w:r>
-        </w:sdtContent>
-      </w:sdt>
-      <w:sdt>
-        <w:sdtPr>
-          <w:rPr>
-            <w:rFonts w:ascii="Times New Roman" w:hAnsi="Times New Roman" w:cs="Times New Roman"/>
-          </w:rPr>
-          <w:alias w:val="PROCEDE"/>
-          <w:tag w:val="PROCEDE"/>
-          <w:id w:val="-1589763837"/>
-          <w:placeholder>
-            <w:docPart w:val="DefaultPlaceholder_-1854013439"/>
-          </w:placeholder>
-          <w15:color w:val="FF0000"/>
-          <w:dropDownList>
-            <w:listItem w:value="Elija un elemento."/>
-            <w:listItem w:displayText="procedió" w:value="procedió"/>
-            <w:listItem w:displayText="procedieron" w:value="procedieron"/>
-          </w:dropDownList>
-        </w:sdtPr>
-        <w:sdtEndPr/>
-        <w:sdtContent>
-          <w:r>
-            <w:rPr>
-              <w:rFonts w:ascii="Times New Roman" w:hAnsi="Times New Roman" w:cs="Times New Roman"/>
-            </w:rPr>
-            <w:t>procedieron</w:t>
-          </w:r>
-        </w:sdtContent>
-      </w:sdt>
-      <w:sdt>
-        <w:sdtPr>
-          <w:rPr>
-            <w:rFonts w:ascii="Times New Roman" w:hAnsi="Times New Roman" w:cs="Times New Roman"/>
-          </w:rPr>
-          <w:alias w:val="MODALIDAD"/>
-          <w:tag w:val="MODALIDAD"/>
-          <w:id w:val="-1224216466"/>
-          <w:placeholder>
-            <w:docPart w:val="DefaultPlaceholder_-1854013439"/>
-          </w:placeholder>
-          <w15:color w:val="FF0000"/>
-          <w:dropDownList>
-            <w:listItem w:value="Elija un elemento."/>
-            <w:listItem w:displayText="Proyecto de Grado" w:value="Proyecto de Grado"/>
-            <w:listItem w:displayText="Tesis de Grado" w:value="Tesis de Grado"/>
-          </w:dropDownList>
-        </w:sdtPr>
-        <w:sdtEndPr/>
-        <w:sdtContent>
-          <w:r>
-            <w:rPr>
-              <w:rFonts w:ascii="Times New Roman" w:hAnsi="Times New Roman" w:cs="Times New Roman"/>
-            </w:rPr>
-            <w:t>Tesis de Grado</w:t>
-          </w:r>
-        </w:sdtContent>
-      </w:sdt>
+      <w:r>
+        <w:rPr>
+          <w:rFonts w:ascii="Times New Roman" w:hAnsi="Times New Roman" w:cs="Times New Roman"/>
+        </w:rPr>
+        <w:t xml:space="preserve"> de la</w:t>
+      </w:r>
+      <w:r>
+        <w:rPr>
+          <w:rFonts w:ascii="Times New Roman" w:hAnsi="Times New Roman" w:cs="Times New Roman"/>
+        </w:rPr>
+        <w:t xml:space="preserve"> </w:t>
+      </w:r>
+      <w:proofErr w:type="spellStart"/>
+      <w:r>
+        <w:rPr>
+          <w:rFonts w:ascii="Times New Roman" w:hAnsi="Times New Roman" w:cs="Times New Roman"/>
+        </w:rPr>
+        <w:t>Carrera</w:t>
+      </w:r>
+      <w:proofErr w:type="spellEnd"/>
+      <w:r>
+        <w:rPr>
+          <w:rFonts w:ascii="Times New Roman" w:hAnsi="Times New Roman" w:cs="Times New Roman"/>
+        </w:rPr>
+        <w:t xml:space="preserve"> de Turismo, en presencia del Tribunal de Grado y luego de escuchar el informe de suficiencia del docente tutor, </w:t>
+      </w:r>
+      <w:r>
+        <w:rPr>
+          <w:rFonts w:ascii="Times New Roman" w:hAnsi="Times New Roman" w:cs="Times New Roman"/>
+          <w:b/>
+          <w:bCs/>
+        </w:rPr>
+        <w:t>{{</w:t>
+      </w:r>
+      <w:proofErr w:type="spellStart"/>
+      <w:r>
+        <w:rPr>
+          <w:rFonts w:ascii="Times New Roman" w:hAnsi="Times New Roman" w:cs="Times New Roman"/>
+          <w:b/>
+          <w:bCs/>
+        </w:rPr>
+        <w:t>postulantesTexto</w:t>
+      </w:r>
+      <w:proofErr w:type="spellEnd"/>
+      <w:r>
+        <w:rPr>
+          <w:rFonts w:ascii="Times New Roman" w:hAnsi="Times New Roman" w:cs="Times New Roman"/>
+          <w:b/>
+          <w:bCs/>
+        </w:rPr>
+        <w:t>}}</w:t>
+      </w:r>
+      <w:r>
+        <w:rPr>
+          <w:rFonts w:ascii="Times New Roman" w:hAnsi="Times New Roman" w:cs="Times New Roman"/>
+        </w:rPr>
+        <w:t xml:space="preserve"> {{</w:t>
+      </w:r>
+      <w:proofErr w:type="spellStart"/>
+      <w:r>
+        <w:rPr>
+          <w:rFonts w:ascii="Times New Roman" w:hAnsi="Times New Roman" w:cs="Times New Roman"/>
+        </w:rPr>
+        <w:t>verboDefensa</w:t>
+      </w:r>
+      <w:proofErr w:type="spellEnd"/>
+      <w:r>
+        <w:rPr>
+          <w:rFonts w:ascii="Times New Roman" w:hAnsi="Times New Roman" w:cs="Times New Roman"/>
+        </w:rPr>
+        <w:t xml:space="preserve">}} a la sustentación de la defensa de </w:t>
+      </w:r>
+      <w:r>
+        <w:rPr>
+          <w:rFonts w:ascii="Times New Roman" w:hAnsi="Times New Roman" w:cs="Times New Roman"/>
+        </w:rPr>
+        <w:t>T</w:t>
+      </w:r>
+      <w:r>
+        <w:rPr>
+          <w:rFonts w:ascii="Times New Roman" w:hAnsi="Times New Roman" w:cs="Times New Roman"/>
+        </w:rPr>
+        <w:t>esis</w:t>
+      </w:r>
+      <w:r>
+        <w:rPr>
+          <w:rFonts w:ascii="Times New Roman" w:hAnsi="Times New Roman" w:cs="Times New Roman"/>
+        </w:rPr>
+        <w:t xml:space="preserve"> de Grado</w:t>
+      </w:r>
+      <w:r>
+        <w:rPr>
+          <w:rFonts w:ascii="Times New Roman" w:hAnsi="Times New Roman" w:cs="Times New Roman"/>
+        </w:rPr>
+        <w:t xml:space="preserve"> titulada:</w:t>
+      </w:r>
     </w:p>
     <w:p>
       <w:pPr>
@@ -634,10 +622,35 @@
       </w:pPr>
       <w:r>
         <w:rPr>
-          <w:rFonts w:ascii="Times New Roman" w:hAnsi="Times New Roman" w:cs="Times New Roman"/>
+          <w:rFonts w:ascii="Arial" w:hAnsi="Arial" w:cs="Arial"/>
           <w:iCs/>
         </w:rPr>
-        <w:t>"{{tema}}", para optar al grado académico de Licenciatura en Turismo.</w:t>
+        <w:t>"</w:t>
+      </w:r>
+      <w:r>
+        <w:rPr>
+          <w:rFonts w:ascii="Arial" w:hAnsi="Arial" w:cs="Arial"/>
+          <w:b/>
+          <w:bCs/>
+          <w:iCs/>
+          <w:sz w:val="24"/>
+          <w:szCs w:val="24"/>
+        </w:rPr>
+        <w:t>{{tema}}</w:t>
+      </w:r>
+      <w:r>
+        <w:rPr>
+          <w:rFonts w:ascii="Times New Roman" w:hAnsi="Times New Roman" w:cs="Times New Roman"/>
+          <w:iCs/>
+        </w:rPr>
+        <w:t>",</w:t>
+      </w:r>
+      <w:r>
+        <w:rPr>
+          <w:rFonts w:ascii="Times New Roman" w:hAnsi="Times New Roman" w:cs="Times New Roman"/>
+          <w:iCs/>
+        </w:rPr>
+        <w:t xml:space="preserve"> para optar al grado académico de Licenciatura en Turismo.</w:t>
       </w:r>
     </w:p>
     <w:p>
@@ -661,7 +674,7 @@
         <w:rPr>
           <w:rFonts w:ascii="Times New Roman" w:hAnsi="Times New Roman" w:cs="Times New Roman"/>
         </w:rPr>
-        <w:t>Concluida la exposición, el tribunal de grado formuló preguntas de rigor en relación a la temática, mismas que fueron respondidas por {{postulantesTexto}}.</w:t>
+        <w:t xml:space="preserve">Concluida la exposición, el tribunal de grado formuló preguntas de rigor en relación a la temática, mismas que fueron respondidas por </w:t>
       </w:r>
       <w:sdt>
         <w:sdtPr>
@@ -693,6 +706,12 @@
           </w:r>
         </w:sdtContent>
       </w:sdt>
+      <w:r>
+        <w:rPr>
+          <w:rFonts w:ascii="Times New Roman" w:hAnsi="Times New Roman" w:cs="Times New Roman"/>
+        </w:rPr>
+        <w:t xml:space="preserve"> </w:t>
+      </w:r>
       <w:sdt>
         <w:sdtPr>
           <w:rPr>
@@ -906,90 +925,28 @@
         <w:rPr>
           <w:rFonts w:ascii="Times New Roman" w:hAnsi="Times New Roman" w:cs="Times New Roman"/>
         </w:rPr>
-        <w:t>{{nota}}</w:t>
-      </w:r>
-      <w:sdt>
-        <w:sdtPr>
-          <w:rPr>
-            <w:rFonts w:ascii="Times New Roman" w:hAnsi="Times New Roman" w:cs="Times New Roman"/>
-            <w:b/>
-            <w:sz w:val="24"/>
-          </w:rPr>
-          <w:alias w:val="CALIFICACIÓN"/>
-          <w:tag w:val="CALIFICACIÓN"/>
-          <w:id w:val="-469666257"/>
-          <w:placeholder>
-            <w:docPart w:val="DefaultPlaceholder_-1854013439"/>
-          </w:placeholder>
-          <w15:color w:val="FF0000"/>
-          <w:dropDownList>
-            <w:listItem w:value="Elija un elemento."/>
-            <w:listItem w:displayText="50" w:value="50"/>
-            <w:listItem w:displayText="51" w:value="51"/>
-            <w:listItem w:displayText="52" w:value="52"/>
-            <w:listItem w:displayText="53" w:value="53"/>
-            <w:listItem w:displayText="54" w:value="54"/>
-            <w:listItem w:displayText="55" w:value="55"/>
-            <w:listItem w:displayText="56" w:value="56"/>
-            <w:listItem w:displayText="57" w:value="57"/>
-            <w:listItem w:displayText="58" w:value="58"/>
-            <w:listItem w:displayText="59" w:value="59"/>
-            <w:listItem w:displayText="60" w:value="60"/>
-            <w:listItem w:displayText="61" w:value="61"/>
-            <w:listItem w:displayText="62" w:value="62"/>
-            <w:listItem w:displayText="63" w:value="63"/>
-            <w:listItem w:displayText="64" w:value="64"/>
-            <w:listItem w:displayText="65" w:value="65"/>
-            <w:listItem w:displayText="66" w:value="66"/>
-            <w:listItem w:displayText="67" w:value="67"/>
-            <w:listItem w:displayText="68" w:value="68"/>
-            <w:listItem w:displayText="69" w:value="69"/>
-            <w:listItem w:displayText="70" w:value="70"/>
-            <w:listItem w:displayText="71" w:value="71"/>
-            <w:listItem w:displayText="72" w:value="72"/>
-            <w:listItem w:displayText="73" w:value="73"/>
-            <w:listItem w:displayText="74" w:value="74"/>
-            <w:listItem w:displayText="75" w:value="75"/>
-            <w:listItem w:displayText="76" w:value="76"/>
-            <w:listItem w:displayText="77" w:value="77"/>
-            <w:listItem w:displayText="78" w:value="78"/>
-            <w:listItem w:displayText="79" w:value="79"/>
-            <w:listItem w:displayText="80" w:value="80"/>
-            <w:listItem w:displayText="81" w:value="81"/>
-            <w:listItem w:displayText="82" w:value="82"/>
-            <w:listItem w:displayText="83" w:value="83"/>
-            <w:listItem w:displayText="84" w:value="84"/>
-            <w:listItem w:displayText="85" w:value="85"/>
-            <w:listItem w:displayText="86" w:value="86"/>
-            <w:listItem w:displayText="87" w:value="87"/>
-            <w:listItem w:displayText="88" w:value="88"/>
-            <w:listItem w:displayText="89" w:value="89"/>
-            <w:listItem w:displayText="90" w:value="90"/>
-            <w:listItem w:displayText="91" w:value="91"/>
-            <w:listItem w:displayText="92" w:value="92"/>
-            <w:listItem w:displayText="93" w:value="93"/>
-            <w:listItem w:displayText="94" w:value="94"/>
-            <w:listItem w:displayText="95" w:value="95"/>
-            <w:listItem w:displayText="96" w:value="96"/>
-            <w:listItem w:displayText="97" w:value="97"/>
-            <w:listItem w:displayText="98" w:value="98"/>
-            <w:listItem w:displayText="99" w:value="99"/>
-            <w:listItem w:displayText="100" w:value="100"/>
-            <w:listItem w:displayText="__" w:value="__"/>
-          </w:dropDownList>
-        </w:sdtPr>
-        <w:sdtEndPr/>
-        <w:sdtContent>
-          <w:r>
-            <w:rPr>
-              <w:rFonts w:ascii="Times New Roman" w:hAnsi="Times New Roman" w:cs="Times New Roman"/>
-              <w:b/>
-              <w:sz w:val="24"/>
-            </w:rPr>
-            <w:t>__</w:t>
-          </w:r>
-        </w:sdtContent>
-      </w:sdt>
+        <w:t>{{nota</w:t>
+      </w:r>
+      <w:proofErr w:type="gramStart"/>
+      <w:r>
+        <w:rPr>
+          <w:rFonts w:ascii="Times New Roman" w:hAnsi="Times New Roman" w:cs="Times New Roman"/>
+        </w:rPr>
+        <w:t>}}</w:t>
+      </w:r>
+      <w:r>
+        <w:rPr>
+          <w:rFonts w:ascii="Times New Roman" w:hAnsi="Times New Roman" w:cs="Times New Roman"/>
+        </w:rPr>
+        <w:t>_</w:t>
+      </w:r>
+      <w:proofErr w:type="gramEnd"/>
+      <w:r>
+        <w:rPr>
+          <w:rFonts w:ascii="Times New Roman" w:hAnsi="Times New Roman" w:cs="Times New Roman"/>
+        </w:rPr>
+        <w:t>_</w:t>
+      </w:r>
       <w:r>
         <w:rPr>
           <w:rFonts w:ascii="Times New Roman" w:hAnsi="Times New Roman" w:cs="Times New Roman"/>
@@ -1149,7 +1106,7 @@
             <w:r>
               <w:rPr>
                 <w:rFonts w:ascii="Arial" w:hAnsi="Arial" w:cs="Arial"/>
-                <w:i/>
+                <w:iCs/>
               </w:rPr>
               <w:t>{{tribunal1}}</w:t>
             </w:r>
@@ -1189,20 +1146,12 @@
           <w:p>
             <w:pPr>
               <w:spacing w:after="0" w:line="240" w:lineRule="auto"/>
+              <w:jc w:val="center"/>
               <w:rPr>
                 <w:rFonts w:ascii="Times New Roman" w:hAnsi="Times New Roman" w:cs="Times New Roman"/>
                 <w:bCs/>
               </w:rPr>
             </w:pPr>
-            <w:r>
-              <w:rPr>
-                <w:rFonts w:ascii="Times New Roman" w:hAnsi="Times New Roman" w:cs="Times New Roman"/>
-                <w:b/>
-                <w:bCs/>
-                <w:lang w:val="en-US"/>
-              </w:rPr>
-              <w:t xml:space="preserve">          </w:t>
-            </w:r>
             <w:r>
               <w:rPr>
                 <w:rFonts w:ascii="Times New Roman" w:hAnsi="Times New Roman" w:cs="Times New Roman"/>
@@ -1246,16 +1195,6 @@
         </w:tc>
       </w:tr>
     </w:tbl>
-    <w:p>
-      <w:pPr>
-        <w:spacing w:after="0" w:line="240" w:lineRule="auto"/>
-        <w:jc w:val="both"/>
-        <w:rPr>
-          <w:rFonts w:ascii="Times New Roman" w:hAnsi="Times New Roman" w:cs="Times New Roman"/>
-          <w:bCs/>
-        </w:rPr>
-      </w:pPr>
-    </w:p>
     <w:p>
       <w:pPr>
         <w:spacing w:after="0" w:line="240" w:lineRule="auto"/>
@@ -2397,35 +2336,6 @@
     </w:docPart>
     <w:docPart>
       <w:docPartPr>
-        <w:name w:val="98178542E4DC41F495BECB2009C5E8EC"/>
-        <w:category>
-          <w:name w:val="General"/>
-          <w:gallery w:val="placeholder"/>
-        </w:category>
-        <w:types>
-          <w:type w:val="bbPlcHdr"/>
-        </w:types>
-        <w:behaviors>
-          <w:behavior w:val="content"/>
-        </w:behaviors>
-        <w:guid w:val="{5089F55B-5313-4B51-A174-1835A8C3251C}"/>
-      </w:docPartPr>
-      <w:docPartBody>
-        <w:p>
-          <w:pPr>
-            <w:pStyle w:val="98178542E4DC41F495BECB2009C5E8EC"/>
-          </w:pPr>
-          <w:r>
-            <w:rPr>
-              <w:rStyle w:val="Textodelmarcadordeposicin"/>
-            </w:rPr>
-            <w:t>Elija un elemento.</w:t>
-          </w:r>
-        </w:p>
-      </w:docPartBody>
-    </w:docPart>
-    <w:docPart>
-      <w:docPartPr>
         <w:name w:val="9B9113382CCD4ACEA74CC82467105C75"/>
         <w:category>
           <w:name w:val="General"/>
@@ -2484,7 +2394,7 @@
     </w:docPart>
     <w:docPart>
       <w:docPartPr>
-        <w:name w:val="845EB68AABB24F24B4E474065761D405"/>
+        <w:name w:val="D02D4D79ED4E4D0EAE220BD44D16B49A"/>
         <w:category>
           <w:name w:val="General"/>
           <w:gallery w:val="placeholder"/>
@@ -2495,18 +2405,47 @@
         <w:behaviors>
           <w:behavior w:val="content"/>
         </w:behaviors>
-        <w:guid w:val="{00C3C769-B728-4048-B09F-DCF5FCDC4D67}"/>
+        <w:guid w:val="{C97A8426-E02C-4FF8-93F0-C3476921528A}"/>
       </w:docPartPr>
       <w:docPartBody>
         <w:p>
           <w:pPr>
-            <w:pStyle w:val="845EB68AABB24F24B4E474065761D405"/>
+            <w:pStyle w:val="D02D4D79ED4E4D0EAE220BD44D16B49A"/>
           </w:pPr>
           <w:r>
             <w:rPr>
               <w:rStyle w:val="Textodelmarcadordeposicin"/>
             </w:rPr>
-            <w:t>Haga clic aquí o pulse para escribir una fecha.</w:t>
+            <w:t>Elija un elemento.</w:t>
+          </w:r>
+        </w:p>
+      </w:docPartBody>
+    </w:docPart>
+    <w:docPart>
+      <w:docPartPr>
+        <w:name w:val="2CB6B4D7A0404B3B90D1801F640712F4"/>
+        <w:category>
+          <w:name w:val="General"/>
+          <w:gallery w:val="placeholder"/>
+        </w:category>
+        <w:types>
+          <w:type w:val="bbPlcHdr"/>
+        </w:types>
+        <w:behaviors>
+          <w:behavior w:val="content"/>
+        </w:behaviors>
+        <w:guid w:val="{86857D6A-9C72-4680-8F92-90FE6705DB23}"/>
+      </w:docPartPr>
+      <w:docPartBody>
+        <w:p>
+          <w:pPr>
+            <w:pStyle w:val="2CB6B4D7A0404B3B90D1801F640712F4"/>
+          </w:pPr>
+          <w:r>
+            <w:rPr>
+              <w:rStyle w:val="Textodelmarcadordeposicin"/>
+            </w:rPr>
+            <w:t>Elija un elemento.</w:t>
           </w:r>
         </w:p>
       </w:docPartBody>
@@ -2586,6 +2525,7 @@
     <w:rsid w:val="00252285"/>
     <w:rsid w:val="00276B88"/>
     <w:rsid w:val="002A619C"/>
+    <w:rsid w:val="0030228E"/>
     <w:rsid w:val="00343270"/>
     <w:rsid w:val="00355161"/>
     <w:rsid w:val="003864BC"/>
@@ -2603,6 +2543,7 @@
     <w:rsid w:val="00707185"/>
     <w:rsid w:val="00750933"/>
     <w:rsid w:val="007661B6"/>
+    <w:rsid w:val="00773738"/>
     <w:rsid w:val="007E7C6F"/>
     <w:rsid w:val="00817C8D"/>
     <w:rsid w:val="00824AF9"/>
@@ -2646,6 +2587,7 @@
     <w:rsid w:val="00D9132F"/>
     <w:rsid w:val="00DE1DCB"/>
     <w:rsid w:val="00E104EB"/>
+    <w:rsid w:val="00E143D7"/>
     <w:rsid w:val="00E35A80"/>
     <w:rsid w:val="00E73205"/>
     <w:rsid w:val="00E8200B"/>
@@ -2655,6 +2597,7 @@
     <w:rsid w:val="00EF05D7"/>
     <w:rsid w:val="00F03DF1"/>
     <w:rsid w:val="00F16B2A"/>
+    <w:rsid w:val="00F35B55"/>
     <w:rsid w:val="00FA60FC"/>
     <w:rsid w:val="00FA6B2A"/>
     <w:rsid w:val="00FC1B65"/>
@@ -3112,7 +3055,7 @@
     <w:basedOn w:val="Fuentedeprrafopredeter"/>
     <w:uiPriority w:val="99"/>
     <w:semiHidden/>
-    <w:rsid w:val="009421E0"/>
+    <w:rsid w:val="0030228E"/>
     <w:rPr>
       <w:color w:val="808080"/>
     </w:rPr>
@@ -3129,16 +3072,23 @@
     <w:name w:val="D44FC897B3C34CD89CADC34939C271EA"/>
     <w:rsid w:val="00E35A80"/>
   </w:style>
-  <w:style w:type="paragraph" w:customStyle="1" w:styleId="59518AFBB73F4A65A973ACC1BFC16591">
-    <w:name w:val="59518AFBB73F4A65A973ACC1BFC16591"/>
+  <w:style w:type="paragraph" w:customStyle="1" w:styleId="845EB68AABB24F24B4E474065761D405">
+    <w:name w:val="845EB68AABB24F24B4E474065761D405"/>
     <w:rsid w:val="009421E0"/>
     <w:rPr>
       <w:lang w:val="es-MX" w:eastAsia="es-MX"/>
     </w:rPr>
   </w:style>
-  <w:style w:type="paragraph" w:customStyle="1" w:styleId="845EB68AABB24F24B4E474065761D405">
-    <w:name w:val="845EB68AABB24F24B4E474065761D405"/>
-    <w:rsid w:val="009421E0"/>
+  <w:style w:type="paragraph" w:customStyle="1" w:styleId="D02D4D79ED4E4D0EAE220BD44D16B49A">
+    <w:name w:val="D02D4D79ED4E4D0EAE220BD44D16B49A"/>
+    <w:rsid w:val="0030228E"/>
+    <w:rPr>
+      <w:lang w:val="es-MX" w:eastAsia="es-MX"/>
+    </w:rPr>
+  </w:style>
+  <w:style w:type="paragraph" w:customStyle="1" w:styleId="2CB6B4D7A0404B3B90D1801F640712F4">
+    <w:name w:val="2CB6B4D7A0404B3B90D1801F640712F4"/>
+    <w:rsid w:val="0030228E"/>
     <w:rPr>
       <w:lang w:val="es-MX" w:eastAsia="es-MX"/>
     </w:rPr>

--- a/templates/tesis_word.docx
+++ b/templates/tesis_word.docx
@@ -471,6 +471,7 @@
             <w:listItem w:displayText="la" w:value="la"/>
           </w:dropDownList>
         </w:sdtPr>
+        <w:sdtEndPr/>
         <w:sdtContent>
           <w:r>
             <w:rPr>
@@ -504,6 +505,7 @@
             <w:listItem w:displayText="Sala de Defensas" w:value="Sala de Defensas"/>
           </w:dropDownList>
         </w:sdtPr>
+        <w:sdtEndPr/>
         <w:sdtContent>
           <w:r>
             <w:rPr>
@@ -523,21 +525,7 @@
         <w:rPr>
           <w:rFonts w:ascii="Times New Roman" w:hAnsi="Times New Roman" w:cs="Times New Roman"/>
         </w:rPr>
-        <w:t xml:space="preserve"> </w:t>
-      </w:r>
-      <w:proofErr w:type="spellStart"/>
-      <w:r>
-        <w:rPr>
-          <w:rFonts w:ascii="Times New Roman" w:hAnsi="Times New Roman" w:cs="Times New Roman"/>
-        </w:rPr>
-        <w:t>Carrera</w:t>
-      </w:r>
-      <w:proofErr w:type="spellEnd"/>
-      <w:r>
-        <w:rPr>
-          <w:rFonts w:ascii="Times New Roman" w:hAnsi="Times New Roman" w:cs="Times New Roman"/>
-        </w:rPr>
-        <w:t xml:space="preserve"> de Turismo, en presencia del Tribunal de Grado y luego de escuchar el informe de suficiencia del docente tutor, </w:t>
+        <w:t xml:space="preserve"> Carrera de Turismo, en presencia del Tribunal de Grado y luego de escuchar el informe de suficiencia del docente tutor, </w:t>
       </w:r>
       <w:r>
         <w:rPr>
@@ -740,6 +728,12 @@
           </w:r>
         </w:sdtContent>
       </w:sdt>
+      <w:r>
+        <w:rPr>
+          <w:rFonts w:ascii="Times New Roman" w:hAnsi="Times New Roman" w:cs="Times New Roman"/>
+        </w:rPr>
+        <w:t>.</w:t>
+      </w:r>
     </w:p>
     <w:p>
       <w:pPr>
@@ -2530,7 +2524,9 @@
     <w:rsid w:val="00355161"/>
     <w:rsid w:val="003864BC"/>
     <w:rsid w:val="00425EAD"/>
+    <w:rsid w:val="004A666F"/>
     <w:rsid w:val="004C0764"/>
+    <w:rsid w:val="004E15B5"/>
     <w:rsid w:val="004E56AE"/>
     <w:rsid w:val="00521150"/>
     <w:rsid w:val="00590C10"/>
@@ -3060,10 +3056,6 @@
       <w:color w:val="808080"/>
     </w:rPr>
   </w:style>
-  <w:style w:type="paragraph" w:customStyle="1" w:styleId="98178542E4DC41F495BECB2009C5E8EC">
-    <w:name w:val="98178542E4DC41F495BECB2009C5E8EC"/>
-    <w:rsid w:val="002A619C"/>
-  </w:style>
   <w:style w:type="paragraph" w:customStyle="1" w:styleId="9B9113382CCD4ACEA74CC82467105C75">
     <w:name w:val="9B9113382CCD4ACEA74CC82467105C75"/>
     <w:rsid w:val="002A619C"/>
@@ -3071,13 +3063,6 @@
   <w:style w:type="paragraph" w:customStyle="1" w:styleId="D44FC897B3C34CD89CADC34939C271EA">
     <w:name w:val="D44FC897B3C34CD89CADC34939C271EA"/>
     <w:rsid w:val="00E35A80"/>
-  </w:style>
-  <w:style w:type="paragraph" w:customStyle="1" w:styleId="845EB68AABB24F24B4E474065761D405">
-    <w:name w:val="845EB68AABB24F24B4E474065761D405"/>
-    <w:rsid w:val="009421E0"/>
-    <w:rPr>
-      <w:lang w:val="es-MX" w:eastAsia="es-MX"/>
-    </w:rPr>
   </w:style>
   <w:style w:type="paragraph" w:customStyle="1" w:styleId="D02D4D79ED4E4D0EAE220BD44D16B49A">
     <w:name w:val="D02D4D79ED4E4D0EAE220BD44D16B49A"/>
